--- a/minutes/Minute-10.docx
+++ b/minutes/Minute-10.docx
@@ -31,7 +31,7 @@
         <w:rPr>
           <w:bCs/>
         </w:rPr>
-        <w:t>Date: 2026-08-10</w:t>
+        <w:t>Date: 2026-08-11</w:t>
       </w:r>
     </w:p>
     <w:tbl>
@@ -73,7 +73,7 @@
               <w:rPr>
                 <w:rFonts w:eastAsia="Aptos"/>
                 <w:bCs/>
-                <w:sz w:val="22"/>
+                <w:sz w:val="20"/>
                 <w:szCs w:val="22"/>
               </w:rPr>
               <w:t>PROJECT NAME:</w:t>
@@ -103,7 +103,7 @@
               <w:rPr>
                 <w:rFonts w:eastAsia="Aptos"/>
                 <w:bCs/>
-                <w:sz w:val="22"/>
+                <w:sz w:val="20"/>
                 <w:szCs w:val="22"/>
               </w:rPr>
               <w:t>Plagiarism Detector</w:t>
@@ -159,7 +159,7 @@
               <w:rPr>
                 <w:rFonts w:eastAsia="Aptos"/>
                 <w:bCs/>
-                <w:sz w:val="22"/>
+                <w:sz w:val="20"/>
                 <w:szCs w:val="22"/>
               </w:rPr>
               <w:t>SUPERVISOR:</w:t>
@@ -189,7 +189,7 @@
               <w:rPr>
                 <w:rFonts w:eastAsia="Aptos"/>
                 <w:bCs/>
-                <w:sz w:val="22"/>
+                <w:sz w:val="20"/>
                 <w:szCs w:val="22"/>
               </w:rPr>
               <w:t>Er. Prativa Ny</w:t>
@@ -198,7 +198,7 @@
               <w:rPr>
                 <w:rFonts w:eastAsia="Aptos"/>
                 <w:bCs/>
-                <w:sz w:val="22"/>
+                <w:sz w:val="20"/>
                 <w:szCs w:val="22"/>
               </w:rPr>
               <w:t>a</w:t>
@@ -207,7 +207,7 @@
               <w:rPr>
                 <w:rFonts w:eastAsia="Aptos"/>
                 <w:bCs/>
-                <w:sz w:val="22"/>
+                <w:sz w:val="20"/>
                 <w:szCs w:val="22"/>
               </w:rPr>
               <w:t>upane</w:t>
@@ -263,7 +263,7 @@
               <w:rPr>
                 <w:rFonts w:eastAsia="Aptos"/>
                 <w:bCs/>
-                <w:sz w:val="22"/>
+                <w:sz w:val="20"/>
                 <w:szCs w:val="22"/>
               </w:rPr>
               <w:t>TEAM LEADER (TL):</w:t>
@@ -293,7 +293,7 @@
               <w:rPr>
                 <w:rFonts w:eastAsia="Aptos"/>
                 <w:bCs/>
-                <w:sz w:val="22"/>
+                <w:sz w:val="20"/>
                 <w:szCs w:val="22"/>
               </w:rPr>
               <w:t>Neon Neupane</w:t>
@@ -349,7 +349,7 @@
               <w:rPr>
                 <w:rFonts w:eastAsia="Aptos"/>
                 <w:bCs/>
-                <w:sz w:val="22"/>
+                <w:sz w:val="20"/>
                 <w:szCs w:val="22"/>
               </w:rPr>
               <w:t>MEMBER(M1):</w:t>
@@ -379,7 +379,7 @@
               <w:rPr>
                 <w:rFonts w:eastAsia="Aptos"/>
                 <w:bCs/>
-                <w:sz w:val="22"/>
+                <w:sz w:val="20"/>
                 <w:szCs w:val="22"/>
               </w:rPr>
               <w:t>Bishal Acharya</w:t>
@@ -435,7 +435,7 @@
               <w:rPr>
                 <w:rFonts w:eastAsia="Aptos"/>
                 <w:bCs/>
-                <w:sz w:val="22"/>
+                <w:sz w:val="20"/>
                 <w:szCs w:val="22"/>
               </w:rPr>
               <w:t>MEMBER(M2):</w:t>
@@ -465,7 +465,7 @@
               <w:rPr>
                 <w:rFonts w:eastAsia="Aptos"/>
                 <w:bCs/>
-                <w:sz w:val="22"/>
+                <w:sz w:val="20"/>
                 <w:szCs w:val="22"/>
               </w:rPr>
               <w:t>Nabin Giri</w:t>
@@ -521,7 +521,7 @@
               <w:rPr>
                 <w:rFonts w:eastAsia="Aptos"/>
                 <w:bCs/>
-                <w:sz w:val="22"/>
+                <w:sz w:val="20"/>
                 <w:szCs w:val="22"/>
               </w:rPr>
               <w:t>PROGRESS CHECK:</w:t>
@@ -550,7 +550,7 @@
             <w:r>
               <w:rPr>
                 <w:rFonts w:eastAsia="Aptos"/>
-                <w:sz w:val="22"/>
+                <w:sz w:val="20"/>
                 <w:szCs w:val="22"/>
               </w:rPr>
               <w:t>(Tick ✓ in appropriate box)</w:t>
@@ -632,7 +632,7 @@
                 <w:rFonts w:asciiTheme="majorHAnsi" w:eastAsia="Aptos" w:hAnsiTheme="majorHAnsi" w:cstheme="majorHAnsi"/>
                 <w:b/>
                 <w:bCs/>
-                <w:sz w:val="22"/>
+                <w:sz w:val="20"/>
                 <w:szCs w:val="22"/>
               </w:rPr>
               <w:t>_________________________________________________________</w:t>
@@ -651,7 +651,7 @@
             <w:r>
               <w:rPr>
                 <w:rFonts w:asciiTheme="majorHAnsi" w:eastAsia="Aptos" w:hAnsiTheme="majorHAnsi" w:cstheme="majorHAnsi"/>
-                <w:sz w:val="22"/>
+                <w:sz w:val="20"/>
                 <w:szCs w:val="22"/>
               </w:rPr>
               <w:t xml:space="preserve">     </w:t>
@@ -661,7 +661,7 @@
                 <w:rFonts w:asciiTheme="majorHAnsi" w:eastAsia="Aptos" w:hAnsiTheme="majorHAnsi" w:cstheme="majorHAnsi"/>
                 <w:b/>
                 <w:bCs/>
-                <w:sz w:val="22"/>
+                <w:sz w:val="20"/>
                 <w:szCs w:val="22"/>
               </w:rPr>
               <w:t>[ ]</w:t>
@@ -669,7 +669,7 @@
             <w:r>
               <w:rPr>
                 <w:rFonts w:asciiTheme="majorHAnsi" w:eastAsia="Aptos" w:hAnsiTheme="majorHAnsi" w:cstheme="majorHAnsi"/>
-                <w:sz w:val="22"/>
+                <w:sz w:val="20"/>
                 <w:szCs w:val="22"/>
               </w:rPr>
               <w:t xml:space="preserve"> 5 </w:t>
@@ -679,7 +679,7 @@
                 <w:rFonts w:asciiTheme="majorHAnsi" w:eastAsia="Aptos" w:hAnsiTheme="majorHAnsi" w:cstheme="majorHAnsi"/>
                 <w:b/>
                 <w:bCs/>
-                <w:sz w:val="22"/>
+                <w:sz w:val="20"/>
                 <w:szCs w:val="22"/>
               </w:rPr>
               <w:t>[ ]</w:t>
@@ -687,7 +687,7 @@
             <w:r>
               <w:rPr>
                 <w:rFonts w:asciiTheme="majorHAnsi" w:eastAsia="Aptos" w:hAnsiTheme="majorHAnsi" w:cstheme="majorHAnsi"/>
-                <w:sz w:val="22"/>
+                <w:sz w:val="20"/>
                 <w:szCs w:val="22"/>
               </w:rPr>
               <w:t xml:space="preserve"> 10 </w:t>
@@ -697,7 +697,7 @@
                 <w:rFonts w:asciiTheme="majorHAnsi" w:eastAsia="Aptos" w:hAnsiTheme="majorHAnsi" w:cstheme="majorHAnsi"/>
                 <w:b/>
                 <w:bCs/>
-                <w:sz w:val="22"/>
+                <w:sz w:val="20"/>
                 <w:szCs w:val="22"/>
               </w:rPr>
               <w:t>[ ]</w:t>
@@ -705,7 +705,7 @@
             <w:r>
               <w:rPr>
                 <w:rFonts w:asciiTheme="majorHAnsi" w:eastAsia="Aptos" w:hAnsiTheme="majorHAnsi" w:cstheme="majorHAnsi"/>
-                <w:sz w:val="22"/>
+                <w:sz w:val="20"/>
                 <w:szCs w:val="22"/>
               </w:rPr>
               <w:t xml:space="preserve"> 15 </w:t>
@@ -715,7 +715,7 @@
                 <w:rFonts w:asciiTheme="majorHAnsi" w:eastAsia="Aptos" w:hAnsiTheme="majorHAnsi" w:cstheme="majorHAnsi"/>
                 <w:b/>
                 <w:bCs/>
-                <w:sz w:val="22"/>
+                <w:sz w:val="20"/>
                 <w:szCs w:val="22"/>
               </w:rPr>
               <w:t>[ ]</w:t>
@@ -723,7 +723,7 @@
             <w:r>
               <w:rPr>
                 <w:rFonts w:asciiTheme="majorHAnsi" w:eastAsia="Aptos" w:hAnsiTheme="majorHAnsi" w:cstheme="majorHAnsi"/>
-                <w:sz w:val="22"/>
+                <w:sz w:val="20"/>
                 <w:szCs w:val="22"/>
               </w:rPr>
               <w:t xml:space="preserve"> 20 </w:t>
@@ -733,7 +733,7 @@
                 <w:rFonts w:asciiTheme="majorHAnsi" w:eastAsia="Aptos" w:hAnsiTheme="majorHAnsi" w:cstheme="majorHAnsi"/>
                 <w:b/>
                 <w:bCs/>
-                <w:sz w:val="22"/>
+                <w:sz w:val="20"/>
                 <w:szCs w:val="22"/>
               </w:rPr>
               <w:t>[ ]</w:t>
@@ -741,7 +741,7 @@
             <w:r>
               <w:rPr>
                 <w:rFonts w:asciiTheme="majorHAnsi" w:eastAsia="Aptos" w:hAnsiTheme="majorHAnsi" w:cstheme="majorHAnsi"/>
-                <w:sz w:val="22"/>
+                <w:sz w:val="20"/>
                 <w:szCs w:val="22"/>
               </w:rPr>
               <w:t xml:space="preserve"> 25 </w:t>
@@ -751,7 +751,7 @@
                 <w:rFonts w:asciiTheme="majorHAnsi" w:eastAsia="Aptos" w:hAnsiTheme="majorHAnsi" w:cstheme="majorHAnsi"/>
                 <w:b/>
                 <w:bCs/>
-                <w:sz w:val="22"/>
+                <w:sz w:val="20"/>
                 <w:szCs w:val="22"/>
               </w:rPr>
               <w:t>[ ]</w:t>
@@ -759,7 +759,7 @@
             <w:r>
               <w:rPr>
                 <w:rFonts w:asciiTheme="majorHAnsi" w:eastAsia="Aptos" w:hAnsiTheme="majorHAnsi" w:cstheme="majorHAnsi"/>
-                <w:sz w:val="22"/>
+                <w:sz w:val="20"/>
                 <w:szCs w:val="22"/>
               </w:rPr>
               <w:t xml:space="preserve"> 30 </w:t>
@@ -769,7 +769,7 @@
                 <w:rFonts w:asciiTheme="majorHAnsi" w:eastAsia="Aptos" w:hAnsiTheme="majorHAnsi" w:cstheme="majorHAnsi"/>
                 <w:b/>
                 <w:bCs/>
-                <w:sz w:val="22"/>
+                <w:sz w:val="20"/>
                 <w:szCs w:val="22"/>
               </w:rPr>
               <w:t>[ ]</w:t>
@@ -777,7 +777,7 @@
             <w:r>
               <w:rPr>
                 <w:rFonts w:asciiTheme="majorHAnsi" w:eastAsia="Aptos" w:hAnsiTheme="majorHAnsi" w:cstheme="majorHAnsi"/>
-                <w:sz w:val="22"/>
+                <w:sz w:val="20"/>
                 <w:szCs w:val="22"/>
               </w:rPr>
               <w:t xml:space="preserve"> 35 </w:t>
@@ -787,7 +787,7 @@
                 <w:rFonts w:asciiTheme="majorHAnsi" w:eastAsia="Aptos" w:hAnsiTheme="majorHAnsi" w:cstheme="majorHAnsi"/>
                 <w:b/>
                 <w:bCs/>
-                <w:sz w:val="22"/>
+                <w:sz w:val="20"/>
                 <w:szCs w:val="22"/>
               </w:rPr>
               <w:t>[ ]</w:t>
@@ -795,7 +795,7 @@
             <w:r>
               <w:rPr>
                 <w:rFonts w:asciiTheme="majorHAnsi" w:eastAsia="Aptos" w:hAnsiTheme="majorHAnsi" w:cstheme="majorHAnsi"/>
-                <w:sz w:val="22"/>
+                <w:sz w:val="20"/>
                 <w:szCs w:val="22"/>
               </w:rPr>
               <w:t xml:space="preserve"> 40 </w:t>
@@ -805,7 +805,7 @@
                 <w:rFonts w:asciiTheme="majorHAnsi" w:eastAsia="Aptos" w:hAnsiTheme="majorHAnsi" w:cstheme="majorHAnsi"/>
                 <w:b/>
                 <w:bCs/>
-                <w:sz w:val="22"/>
+                <w:sz w:val="20"/>
                 <w:szCs w:val="22"/>
               </w:rPr>
               <w:t>[ ]</w:t>
@@ -813,7 +813,7 @@
             <w:r>
               <w:rPr>
                 <w:rFonts w:asciiTheme="majorHAnsi" w:eastAsia="Aptos" w:hAnsiTheme="majorHAnsi" w:cstheme="majorHAnsi"/>
-                <w:sz w:val="22"/>
+                <w:sz w:val="20"/>
                 <w:szCs w:val="22"/>
               </w:rPr>
               <w:t xml:space="preserve"> 45 </w:t>
@@ -823,7 +823,7 @@
                 <w:rFonts w:asciiTheme="majorHAnsi" w:eastAsia="Aptos" w:hAnsiTheme="majorHAnsi" w:cstheme="majorHAnsi"/>
                 <w:b/>
                 <w:bCs/>
-                <w:sz w:val="22"/>
+                <w:sz w:val="20"/>
                 <w:szCs w:val="22"/>
               </w:rPr>
               <w:t>[ ]</w:t>
@@ -831,7 +831,7 @@
             <w:r>
               <w:rPr>
                 <w:rFonts w:asciiTheme="majorHAnsi" w:eastAsia="Aptos" w:hAnsiTheme="majorHAnsi" w:cstheme="majorHAnsi"/>
-                <w:sz w:val="22"/>
+                <w:sz w:val="20"/>
                 <w:szCs w:val="22"/>
               </w:rPr>
               <w:t xml:space="preserve"> 50 </w:t>
@@ -841,7 +841,7 @@
                 <w:rFonts w:asciiTheme="majorHAnsi" w:eastAsia="Aptos" w:hAnsiTheme="majorHAnsi" w:cstheme="majorHAnsi"/>
                 <w:b/>
                 <w:bCs/>
-                <w:sz w:val="22"/>
+                <w:sz w:val="20"/>
                 <w:szCs w:val="22"/>
               </w:rPr>
               <w:t>[ ]</w:t>
@@ -849,7 +849,7 @@
             <w:r>
               <w:rPr>
                 <w:rFonts w:asciiTheme="majorHAnsi" w:eastAsia="Aptos" w:hAnsiTheme="majorHAnsi" w:cstheme="majorHAnsi"/>
-                <w:sz w:val="22"/>
+                <w:sz w:val="20"/>
                 <w:szCs w:val="22"/>
               </w:rPr>
               <w:t xml:space="preserve"> 55 </w:t>
@@ -859,7 +859,7 @@
                 <w:rFonts w:asciiTheme="majorHAnsi" w:eastAsia="Aptos" w:hAnsiTheme="majorHAnsi" w:cstheme="majorHAnsi"/>
                 <w:b/>
                 <w:bCs/>
-                <w:sz w:val="22"/>
+                <w:sz w:val="20"/>
                 <w:szCs w:val="22"/>
               </w:rPr>
               <w:t>[ ]</w:t>
@@ -867,7 +867,7 @@
             <w:r>
               <w:rPr>
                 <w:rFonts w:asciiTheme="majorHAnsi" w:eastAsia="Aptos" w:hAnsiTheme="majorHAnsi" w:cstheme="majorHAnsi"/>
-                <w:sz w:val="22"/>
+                <w:sz w:val="20"/>
                 <w:szCs w:val="22"/>
               </w:rPr>
               <w:t xml:space="preserve"> 60 </w:t>
@@ -877,7 +877,7 @@
                 <w:rFonts w:asciiTheme="majorHAnsi" w:eastAsia="Aptos" w:hAnsiTheme="majorHAnsi" w:cstheme="majorHAnsi"/>
                 <w:b/>
                 <w:bCs/>
-                <w:sz w:val="22"/>
+                <w:sz w:val="20"/>
                 <w:szCs w:val="22"/>
               </w:rPr>
               <w:t>[ ]</w:t>
@@ -885,7 +885,7 @@
             <w:r>
               <w:rPr>
                 <w:rFonts w:asciiTheme="majorHAnsi" w:eastAsia="Aptos" w:hAnsiTheme="majorHAnsi" w:cstheme="majorHAnsi"/>
-                <w:sz w:val="22"/>
+                <w:sz w:val="20"/>
                 <w:szCs w:val="22"/>
               </w:rPr>
               <w:t xml:space="preserve"> 65 </w:t>
@@ -895,7 +895,7 @@
                 <w:rFonts w:asciiTheme="majorHAnsi" w:eastAsia="Aptos" w:hAnsiTheme="majorHAnsi" w:cstheme="majorHAnsi"/>
                 <w:b/>
                 <w:bCs/>
-                <w:sz w:val="22"/>
+                <w:sz w:val="20"/>
                 <w:szCs w:val="22"/>
               </w:rPr>
               <w:t>[ ]</w:t>
@@ -903,7 +903,7 @@
             <w:r>
               <w:rPr>
                 <w:rFonts w:asciiTheme="majorHAnsi" w:eastAsia="Aptos" w:hAnsiTheme="majorHAnsi" w:cstheme="majorHAnsi"/>
-                <w:sz w:val="22"/>
+                <w:sz w:val="20"/>
                 <w:szCs w:val="22"/>
               </w:rPr>
               <w:t xml:space="preserve"> 70 </w:t>
@@ -913,7 +913,7 @@
                 <w:rFonts w:asciiTheme="majorHAnsi" w:eastAsia="Aptos" w:hAnsiTheme="majorHAnsi" w:cstheme="majorHAnsi"/>
                 <w:b/>
                 <w:bCs/>
-                <w:sz w:val="22"/>
+                <w:sz w:val="20"/>
                 <w:szCs w:val="22"/>
               </w:rPr>
               <w:t>[ ]</w:t>
@@ -921,7 +921,7 @@
             <w:r>
               <w:rPr>
                 <w:rFonts w:asciiTheme="majorHAnsi" w:eastAsia="Aptos" w:hAnsiTheme="majorHAnsi" w:cstheme="majorHAnsi"/>
-                <w:sz w:val="22"/>
+                <w:sz w:val="20"/>
                 <w:szCs w:val="22"/>
               </w:rPr>
               <w:t xml:space="preserve"> 75 </w:t>
@@ -931,7 +931,7 @@
                 <w:rFonts w:asciiTheme="majorHAnsi" w:eastAsia="Aptos" w:hAnsiTheme="majorHAnsi" w:cstheme="majorHAnsi"/>
                 <w:b/>
                 <w:bCs/>
-                <w:sz w:val="22"/>
+                <w:sz w:val="20"/>
                 <w:szCs w:val="22"/>
               </w:rPr>
               <w:t>[ ]</w:t>
@@ -939,7 +939,7 @@
             <w:r>
               <w:rPr>
                 <w:rFonts w:asciiTheme="majorHAnsi" w:eastAsia="Aptos" w:hAnsiTheme="majorHAnsi" w:cstheme="majorHAnsi"/>
-                <w:sz w:val="22"/>
+                <w:sz w:val="20"/>
                 <w:szCs w:val="22"/>
               </w:rPr>
               <w:t xml:space="preserve"> 80 </w:t>
@@ -949,7 +949,7 @@
                 <w:rFonts w:asciiTheme="majorHAnsi" w:eastAsia="Aptos" w:hAnsiTheme="majorHAnsi" w:cstheme="majorHAnsi"/>
                 <w:b/>
                 <w:bCs/>
-                <w:sz w:val="22"/>
+                <w:sz w:val="20"/>
                 <w:szCs w:val="22"/>
               </w:rPr>
               <w:t>[ ]</w:t>
@@ -957,7 +957,7 @@
             <w:r>
               <w:rPr>
                 <w:rFonts w:asciiTheme="majorHAnsi" w:eastAsia="Aptos" w:hAnsiTheme="majorHAnsi" w:cstheme="majorHAnsi"/>
-                <w:sz w:val="22"/>
+                <w:sz w:val="20"/>
                 <w:szCs w:val="22"/>
               </w:rPr>
               <w:t xml:space="preserve"> 85 </w:t>
@@ -967,7 +967,7 @@
                 <w:rFonts w:asciiTheme="majorHAnsi" w:eastAsia="Aptos" w:hAnsiTheme="majorHAnsi" w:cstheme="majorHAnsi"/>
                 <w:b/>
                 <w:bCs/>
-                <w:sz w:val="22"/>
+                <w:sz w:val="20"/>
                 <w:szCs w:val="22"/>
               </w:rPr>
               <w:t>[ ]</w:t>
@@ -975,7 +975,7 @@
             <w:r>
               <w:rPr>
                 <w:rFonts w:asciiTheme="majorHAnsi" w:eastAsia="Aptos" w:hAnsiTheme="majorHAnsi" w:cstheme="majorHAnsi"/>
-                <w:sz w:val="22"/>
+                <w:sz w:val="20"/>
                 <w:szCs w:val="22"/>
               </w:rPr>
               <w:t xml:space="preserve"> 90 </w:t>
@@ -985,7 +985,7 @@
                 <w:rFonts w:asciiTheme="majorHAnsi" w:eastAsia="Aptos" w:hAnsiTheme="majorHAnsi" w:cstheme="majorHAnsi"/>
                 <w:b/>
                 <w:bCs/>
-                <w:sz w:val="22"/>
+                <w:sz w:val="20"/>
                 <w:szCs w:val="22"/>
               </w:rPr>
               <w:t>[ ]</w:t>
@@ -993,7 +993,7 @@
             <w:r>
               <w:rPr>
                 <w:rFonts w:asciiTheme="majorHAnsi" w:eastAsia="Aptos" w:hAnsiTheme="majorHAnsi" w:cstheme="majorHAnsi"/>
-                <w:sz w:val="22"/>
+                <w:sz w:val="20"/>
                 <w:szCs w:val="22"/>
               </w:rPr>
               <w:t xml:space="preserve"> 95 </w:t>
@@ -1003,7 +1003,7 @@
                 <w:rFonts w:asciiTheme="majorHAnsi" w:eastAsia="Aptos" w:hAnsiTheme="majorHAnsi" w:cstheme="majorHAnsi"/>
                 <w:b/>
                 <w:bCs/>
-                <w:sz w:val="22"/>
+                <w:sz w:val="20"/>
                 <w:szCs w:val="22"/>
               </w:rPr>
               <w:t>[ ]</w:t>
@@ -1011,7 +1011,7 @@
             <w:r>
               <w:rPr>
                 <w:rFonts w:asciiTheme="majorHAnsi" w:eastAsia="Aptos" w:hAnsiTheme="majorHAnsi" w:cstheme="majorHAnsi"/>
-                <w:sz w:val="22"/>
+                <w:sz w:val="20"/>
                 <w:szCs w:val="22"/>
               </w:rPr>
               <w:t> 100</w:t>
@@ -1056,7 +1056,7 @@
               <w:rPr>
                 <w:rFonts w:eastAsia="Aptos"/>
                 <w:bCs/>
-                <w:sz w:val="22"/>
+                <w:sz w:val="20"/>
                 <w:szCs w:val="22"/>
               </w:rPr>
               <w:t>AGENDA:</w:t>
@@ -1091,7 +1091,7 @@
               <w:rPr>
                 <w:rFonts w:eastAsia="Aptos"/>
                 <w:bCs/>
-                <w:sz w:val="22"/>
+                <w:sz w:val="20"/>
                 <w:szCs w:val="22"/>
                 <w:lang w:val="en-US"/>
               </w:rPr>
@@ -1116,7 +1116,7 @@
               <w:rPr>
                 <w:rFonts w:eastAsia="Aptos"/>
                 <w:bCs/>
-                <w:sz w:val="22"/>
+                <w:sz w:val="20"/>
                 <w:szCs w:val="22"/>
                 <w:lang w:val="en-US"/>
               </w:rPr>
@@ -1141,7 +1141,7 @@
               <w:rPr>
                 <w:rFonts w:eastAsia="Aptos"/>
                 <w:bCs/>
-                <w:sz w:val="22"/>
+                <w:sz w:val="20"/>
                 <w:szCs w:val="22"/>
                 <w:lang w:val="en-US"/>
               </w:rPr>
@@ -1166,7 +1166,7 @@
               <w:rPr>
                 <w:rFonts w:eastAsia="Aptos"/>
                 <w:bCs/>
-                <w:sz w:val="22"/>
+                <w:sz w:val="20"/>
                 <w:szCs w:val="22"/>
                 <w:lang w:val="en-US"/>
               </w:rPr>
@@ -1223,7 +1223,7 @@
               <w:rPr>
                 <w:rFonts w:eastAsia="Aptos"/>
                 <w:bCs/>
-                <w:sz w:val="22"/>
+                <w:sz w:val="20"/>
                 <w:szCs w:val="22"/>
               </w:rPr>
               <w:t>DISCUSSION:</w:t>
@@ -1253,7 +1253,7 @@
               <w:rPr>
                 <w:rFonts w:eastAsia="Aptos"/>
                 <w:bCs/>
-                <w:sz w:val="22"/>
+                <w:sz w:val="20"/>
                 <w:szCs w:val="22"/>
               </w:rPr>
               <w:t>The last piece of development was demonstrated. Nepali text is now handled, because the sentence splitter treats the danda as the end of a sentence, the tokenizer keeps Devanagari words and drops the common Nepali function words, and Tesseract is given the Nepali data when it is installed on the machine. The accuracy on Nepali is lower than on English and the team decided to write this in the report as a limitation instead of hiding it. Every failure case is now answered with a clear message, that is, an empty file, an unsupported format, a corrupt file and a scan from which no text can be read, and the files that were skipped are listed next to the result so that the user knows what was left out. The interface now allows the engine and the threshold to be chosen and explains the score bands through a legend. Twenty four tests covering the extraction, the preprocessing and the baseline engine were written and all of them pass. The acceptance testing was carried out with classmates and teachers who used their own assignments, and their main comment, that the meaning of the score was not clear, is what the legend answers. The known limitations were accepted for the report, that is, the lower accuracy on Nepali, the dependence of the web check on the search results being reachable, and the poor output of OCR on a low quality scan. As future enhancement the team listed source code plagiarism, comparison against an archive of past submissions and an account for teachers. The supervisor congratulated the team and asked every member to be able to explain the whole system, not only the part they built.</w:t>
@@ -1344,7 +1344,7 @@
               <w:rPr>
                 <w:rFonts w:eastAsia="Aptos"/>
                 <w:bCs/>
-                <w:sz w:val="22"/>
+                <w:sz w:val="20"/>
                 <w:szCs w:val="22"/>
                 <w:u w:val="single"/>
               </w:rPr>
@@ -1372,7 +1372,7 @@
               <w:rPr>
                 <w:rFonts w:eastAsia="Aptos"/>
                 <w:bCs/>
-                <w:sz w:val="22"/>
+                <w:sz w:val="20"/>
                 <w:szCs w:val="22"/>
                 <w:u w:val="single"/>
               </w:rPr>
@@ -1399,7 +1399,7 @@
               <w:rPr>
                 <w:rFonts w:eastAsia="Aptos"/>
                 <w:bCs/>
-                <w:sz w:val="22"/>
+                <w:sz w:val="20"/>
                 <w:szCs w:val="22"/>
                 <w:u w:val="single"/>
               </w:rPr>
@@ -1429,10 +1429,10 @@
               <w:rPr>
                 <w:rFonts w:eastAsia="Aptos"/>
                 <w:bCs/>
-                <w:sz w:val="22"/>
-                <w:szCs w:val="22"/>
-              </w:rPr>
-              <w:t>Added Devanagari support in the sentence splitting, the tokenizing and the OCR language selection, made every unreadable upload return a clear message together with the list of skipped files, and corrected the ignore file of the repository which git could not read.</w:t>
+                <w:sz w:val="20"/>
+                <w:szCs w:val="22"/>
+              </w:rPr>
+              <w:t>Added Devanagari support in the sentence splitting, the tokenizing and the OCR language selection, made every unreadable upload return a clear message with the list of skipped files, wrote and passed twenty four tests for the extraction, the preprocessing and the baseline engine, wrote the user manual, and carried out the acceptance testing with classmates and teachers.</w:t>
             </w:r>
           </w:p>
         </w:tc>
@@ -1453,10 +1453,10 @@
               <w:rPr>
                 <w:rFonts w:eastAsia="Aptos"/>
                 <w:bCs/>
-                <w:sz w:val="22"/>
-                <w:szCs w:val="22"/>
-              </w:rPr>
-              <w:t>Added the engine selection, the threshold control and the score legend to the interface, showed the skipped files next to the result, prepared the final slides and collected the meeting minutes into the repository.</w:t>
+                <w:sz w:val="20"/>
+                <w:szCs w:val="22"/>
+              </w:rPr>
+              <w:t>Produced the final evaluation table comparing the baseline, the pretrained model and the fine tuned model on both corpora, and recorded the threshold at which each engine performs best.</w:t>
             </w:r>
           </w:p>
         </w:tc>
@@ -1477,10 +1477,10 @@
               <w:rPr>
                 <w:rFonts w:eastAsia="Aptos"/>
                 <w:bCs/>
-                <w:sz w:val="22"/>
-                <w:szCs w:val="22"/>
-              </w:rPr>
-              <w:t>Wrote twenty four tests for the extraction, the preprocessing and the baseline engine and ran them until all of them passed, wrote the user manual for the people who will use the system, and carried out the acceptance testing with classmates and teachers.</w:t>
+                <w:sz w:val="20"/>
+                <w:szCs w:val="22"/>
+              </w:rPr>
+              <w:t>Added the engine selection, the threshold control and the score legend to the interface, showed the skipped files next to the result, and prepared the final slides.</w:t>
             </w:r>
           </w:p>
         </w:tc>
@@ -1545,7 +1545,7 @@
               <w:rPr>
                 <w:rFonts w:eastAsia="Aptos"/>
                 <w:bCs/>
-                <w:sz w:val="22"/>
+                <w:sz w:val="20"/>
                 <w:szCs w:val="22"/>
                 <w:u w:val="single"/>
               </w:rPr>
@@ -1572,7 +1572,7 @@
               <w:rPr>
                 <w:rFonts w:eastAsia="Aptos"/>
                 <w:bCs/>
-                <w:sz w:val="22"/>
+                <w:sz w:val="20"/>
                 <w:szCs w:val="22"/>
                 <w:u w:val="single"/>
               </w:rPr>
@@ -1599,7 +1599,7 @@
               <w:rPr>
                 <w:rFonts w:eastAsia="Aptos"/>
                 <w:bCs/>
-                <w:sz w:val="22"/>
+                <w:sz w:val="20"/>
                 <w:szCs w:val="22"/>
                 <w:u w:val="single"/>
               </w:rPr>
@@ -1629,7 +1629,7 @@
               <w:rPr>
                 <w:rFonts w:eastAsia="Aptos"/>
                 <w:bCs/>
-                <w:sz w:val="22"/>
+                <w:sz w:val="20"/>
                 <w:szCs w:val="22"/>
               </w:rPr>
               <w:t>Complete the final report with the methodology, the result and the evaluation sections, and lead the preparation for the defense.</w:t>
@@ -1653,10 +1653,10 @@
               <w:rPr>
                 <w:rFonts w:eastAsia="Aptos"/>
                 <w:bCs/>
-                <w:sz w:val="22"/>
-                <w:szCs w:val="22"/>
-              </w:rPr>
-              <w:t>Keep the demonstration setup ready and present the frontend and the user flow part during the defense.</w:t>
+                <w:sz w:val="20"/>
+                <w:szCs w:val="22"/>
+              </w:rPr>
+              <w:t>Complete the evaluation and the result section of the report, and present the model, the baseline and the comparison during the defense.</w:t>
             </w:r>
           </w:p>
         </w:tc>
@@ -1677,10 +1677,10 @@
               <w:rPr>
                 <w:rFonts w:eastAsia="Aptos"/>
                 <w:bCs/>
-                <w:sz w:val="22"/>
-                <w:szCs w:val="22"/>
-              </w:rPr>
-              <w:t>Complete the testing section and the appendix of the report, and present the testing and the result part during the defense.</w:t>
+                <w:sz w:val="20"/>
+                <w:szCs w:val="22"/>
+              </w:rPr>
+              <w:t>Keep the demonstration setup ready, and present the frontend and the user flow part during the defense.</w:t>
             </w:r>
           </w:p>
         </w:tc>
@@ -1761,7 +1761,7 @@
               <w:rPr>
                 <w:rFonts w:eastAsia="Aptos"/>
                 <w:bCs/>
-                <w:sz w:val="22"/>
+                <w:sz w:val="20"/>
                 <w:szCs w:val="22"/>
               </w:rPr>
               <w:t>_____________________</w:t>
@@ -1781,7 +1781,7 @@
               <w:rPr>
                 <w:rFonts w:eastAsia="Aptos"/>
                 <w:bCs/>
-                <w:sz w:val="22"/>
+                <w:sz w:val="20"/>
                 <w:szCs w:val="22"/>
               </w:rPr>
               <w:t>MEMBER 1</w:t>
@@ -1812,7 +1812,7 @@
               <w:rPr>
                 <w:rFonts w:eastAsia="Aptos"/>
                 <w:bCs/>
-                <w:sz w:val="22"/>
+                <w:sz w:val="20"/>
                 <w:szCs w:val="22"/>
               </w:rPr>
               <w:t>___________________</w:t>
@@ -1832,7 +1832,7 @@
               <w:rPr>
                 <w:rFonts w:eastAsia="Aptos"/>
                 <w:bCs/>
-                <w:sz w:val="22"/>
+                <w:sz w:val="20"/>
                 <w:szCs w:val="22"/>
               </w:rPr>
               <w:t>MEMBER 2</w:t>
@@ -1863,7 +1863,7 @@
               <w:rPr>
                 <w:rFonts w:eastAsia="Aptos"/>
                 <w:bCs/>
-                <w:sz w:val="22"/>
+                <w:sz w:val="20"/>
                 <w:szCs w:val="22"/>
               </w:rPr>
               <w:t>______________________</w:t>
@@ -1883,7 +1883,7 @@
               <w:rPr>
                 <w:rFonts w:eastAsia="Aptos"/>
                 <w:bCs/>
-                <w:sz w:val="22"/>
+                <w:sz w:val="20"/>
                 <w:szCs w:val="22"/>
               </w:rPr>
               <w:t>TEAM LEADER</w:t>
@@ -1941,7 +1941,7 @@
               <w:rPr>
                 <w:rFonts w:eastAsia="Aptos"/>
                 <w:bCs/>
-                <w:sz w:val="22"/>
+                <w:sz w:val="20"/>
                 <w:szCs w:val="22"/>
               </w:rPr>
               <w:t>___________________</w:t>
@@ -1961,7 +1961,7 @@
               <w:rPr>
                 <w:rFonts w:eastAsia="Aptos"/>
                 <w:bCs/>
-                <w:sz w:val="22"/>
+                <w:sz w:val="20"/>
                 <w:szCs w:val="22"/>
               </w:rPr>
               <w:t>SUPERVISOR</w:t>
@@ -1996,78 +1996,6 @@
       <w:pPr>
         <w:rPr>
           <w:bCs/>
-          <w:sz w:val="22"/>
-          <w:szCs w:val="22"/>
-        </w:rPr>
-      </w:pPr>
-    </w:p>
-    <w:p>
-      <w:pPr>
-        <w:rPr>
-          <w:b/>
-          <w:sz w:val="22"/>
-          <w:szCs w:val="22"/>
-        </w:rPr>
-      </w:pPr>
-      <w:r>
-        <w:rPr>
-          <w:b/>
-          <w:sz w:val="22"/>
-          <w:szCs w:val="22"/>
-        </w:rPr>
-        <w:t>NOTE:</w:t>
-      </w:r>
-    </w:p>
-    <w:p>
-      <w:pPr>
-        <w:rPr>
-          <w:sz w:val="22"/>
-          <w:szCs w:val="22"/>
-        </w:rPr>
-      </w:pPr>
-      <w:r>
-        <w:rPr>
-          <w:sz w:val="22"/>
-          <w:szCs w:val="22"/>
-        </w:rPr>
-        <w:t>Photo (all members &amp; supervisor included) must be attached with this minute during submission.</w:t>
-      </w:r>
-    </w:p>
-    <w:p>
-      <w:pPr>
-        <w:rPr>
-          <w:sz w:val="22"/>
-          <w:szCs w:val="22"/>
-        </w:rPr>
-      </w:pPr>
-    </w:p>
-    <w:p>
-      <w:pPr>
-        <w:rPr>
-          <w:sz w:val="22"/>
-          <w:szCs w:val="22"/>
-        </w:rPr>
-      </w:pPr>
-    </w:p>
-    <w:p>
-      <w:pPr>
-        <w:rPr>
-          <w:sz w:val="22"/>
-          <w:szCs w:val="22"/>
-        </w:rPr>
-      </w:pPr>
-    </w:p>
-    <w:p>
-      <w:pPr>
-        <w:rPr>
-          <w:sz w:val="22"/>
-          <w:szCs w:val="22"/>
-        </w:rPr>
-      </w:pPr>
-    </w:p>
-    <w:p>
-      <w:pPr>
-        <w:rPr>
           <w:sz w:val="22"/>
           <w:szCs w:val="22"/>
         </w:rPr>
@@ -2127,6 +2055,7 @@
             <w:r>
               <w:rPr>
                 <w:noProof/>
+                <w:sz w:val="20"/>
               </w:rPr>
               <w:pict w14:anchorId="2D7B4EBB">
                 <v:roundrect id="Rounded Rectangle 2" o:spid="_x0000_s1026" style="position:absolute;margin-left:-22.65pt;margin-top:-29.55pt;width:491.25pt;height:117pt;z-index:-503316478;visibility:visible;mso-wrap-style:square;mso-wrap-distance-left:.85pt;mso-wrap-distance-top:.8pt;mso-wrap-distance-right:.8pt;mso-wrap-distance-bottom:.85pt;mso-position-horizontal:absolute;mso-position-horizontal-relative:text;mso-position-vertical:absolute;mso-position-vertical-relative:text;v-text-anchor:top" arcsize="10923f" o:gfxdata="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" fillcolor="white [3212]" strokecolor="gray" strokeweight="1.5pt">
@@ -2137,7 +2066,7 @@
             <w:r>
               <w:rPr>
                 <w:rFonts w:eastAsia="Aptos"/>
-                <w:sz w:val="22"/>
+                <w:sz w:val="20"/>
                 <w:szCs w:val="22"/>
               </w:rPr>
               <w:t>INDIVIDUAL MARKING (5):</w:t>
@@ -2166,7 +2095,7 @@
             <w:r>
               <w:rPr>
                 <w:rFonts w:eastAsia="Aptos"/>
-                <w:sz w:val="22"/>
+                <w:sz w:val="20"/>
                 <w:szCs w:val="22"/>
                 <w:u w:val="single"/>
               </w:rPr>
@@ -2191,7 +2120,7 @@
             <w:r>
               <w:rPr>
                 <w:rFonts w:eastAsia="Aptos"/>
-                <w:sz w:val="22"/>
+                <w:sz w:val="20"/>
                 <w:szCs w:val="22"/>
                 <w:u w:val="single"/>
               </w:rPr>
@@ -2216,7 +2145,7 @@
             <w:r>
               <w:rPr>
                 <w:rFonts w:eastAsia="Aptos"/>
-                <w:sz w:val="22"/>
+                <w:sz w:val="20"/>
                 <w:szCs w:val="22"/>
                 <w:u w:val="single"/>
               </w:rPr>
@@ -2282,10 +2211,19 @@
         </w:tc>
       </w:tr>
     </w:tbl>
-    <w:p/>
+    <w:p>
+      <w:pPr>
+        <w:spacing w:before="0" w:after="0" w:line="240" w:lineRule="auto"/>
+      </w:pPr>
+      <w:r>
+        <w:rPr>
+          <w:sz w:val="2"/>
+        </w:rPr>
+      </w:r>
+    </w:p>
     <w:sectPr>
       <w:pgSz w:w="11906" w:h="16838"/>
-      <w:pgMar w:top="1440" w:right="1440" w:bottom="1440" w:left="1440" w:header="0" w:footer="0" w:gutter="0"/>
+      <w:pgMar w:top="864" w:right="1080" w:bottom="864" w:left="1080" w:header="0" w:footer="0" w:gutter="0"/>
       <w:cols w:space="720"/>
       <w:formProt w:val="0"/>
       <w:docGrid w:linePitch="360"/>
